--- a/en/data-mobilization/modules/ROOT/attachments/UC-MS-exercise-sheet_EN.docx
+++ b/en/data-mobilization/modules/ROOT/attachments/UC-MS-exercise-sheet_EN.docx
@@ -8,10 +8,7 @@
         <w:pStyle w:val="Title"/>
       </w:pPr>
       <w:r>
-        <w:t>Marine</w:t>
-      </w:r>
-      <w:r>
-        <w:t xml:space="preserve"> Species</w:t>
+        <w:t>Marine Species</w:t>
       </w:r>
     </w:p>
     <w:p>
@@ -619,7 +616,13 @@
               <w:rPr>
                 <w:b/>
               </w:rPr>
-              <w:t>Link to the result spreadsheet</w:t>
+              <w:t>Filename of</w:t>
+            </w:r>
+            <w:r>
+              <w:rPr>
+                <w:b/>
+              </w:rPr>
+              <w:t xml:space="preserve"> the result spreadsheet</w:t>
             </w:r>
           </w:p>
         </w:tc>
